--- a/ind/docx/22.content.docx
+++ b/ind/docx/22.content.docx
@@ -231,19 +231,7 @@
         <w:rPr>
           <w:lang w:val="id_ID" w:bidi="id_ID"/>
         </w:rPr>
-        <w:t xml:space="preserve">Ayat ini adalah acuan yang dijadikan judul bahasa Indonesia untuk kitab ini. Secara formal, ini adalah keterangan yang berfungsi sebagai halaman judul kitab, memberikan genre (kidung) dan menyatakan siapa penulis atas sebagian atau seluruh kitab (lihat </w:t>
-      </w:r>
-      <w:r>
-        <w:rPr>
-          <w:lang w:val="id_ID" w:bidi="id_ID"/>
-        </w:rPr>
-        <w:t>Pendahuluan Kitab Kidung Agung</w:t>
-      </w:r>
-      <w:r>
-        <w:rPr>
-          <w:lang w:val="id_ID" w:bidi="id_ID"/>
-        </w:rPr>
-        <w:t xml:space="preserve">, "Kepenulisan"). Versi Alkitab NLT dengan tepat memahami Kidung Agung sebagai kata superlatif Ibrani, jadi kidung ini adalah yang tertinggi, terbaik, atau paling agung, yang mungkin berarti bahwa kidung ini lebih indah daripada 1,005 kidung Salomo lainnya (lihat </w:t>
+        <w:t xml:space="preserve">Ayat ini adalah acuan yang dijadikan judul bahasa Indonesia untuk kitab ini. Secara formal, ini adalah keterangan yang berfungsi sebagai halaman judul kitab, memberikan genre (kidung) dan menyatakan siapa penulis atas sebagian atau seluruh kitab (lihat Pendahuluan Kitab Kidung Agung, "Kepenulisan"). Versi Alkitab NLT dengan tepat memahami Kidung Agung sebagai kata superlatif Ibrani, jadi kidung ini adalah yang tertinggi, terbaik, atau paling agung, yang mungkin berarti bahwa kidung ini lebih indah daripada 1,005 kidung Salomo lainnya (lihat </w:t>
       </w:r>
       <w:r>
         <w:rPr>
